--- a/briefings/线口监测午报-2026-08-31.docx
+++ b/briefings/线口监测午报-2026-08-31.docx
@@ -22,7 +22,7 @@
           <w:color w:val="888888"/>
           <w:sz w:val="18"/>
         </w:rPr>
-        <w:t>监测窗口:近48小时 | 生成时间:2026-08-31 15:12</w:t>
+        <w:t>监测窗口:近48小时 | 生成时间:2026-08-31 16:12</w:t>
       </w:r>
     </w:p>
     <w:p>
@@ -70,6 +70,210 @@
           <w:color w:val="888888"/>
           <w:sz w:val="24"/>
         </w:rPr>
+        <w:t>Dbrand 为苹果 AirPods Pro 3 入耳式 TWS 耳机推出 Tank 保护壳</w:t>
+      </w:r>
+    </w:p>
+    <w:p>
+      <w:r>
+        <w:rPr>
+          <w:rFonts w:ascii="Times New Roman" w:hAnsi="Times New Roman" w:eastAsia="宋体"/>
+          <w:color w:val="888888"/>
+          <w:sz w:val="18"/>
+        </w:rPr>
+        <w:t>来源:IT之家 | 时间:08-31 16:07</w:t>
+      </w:r>
+    </w:p>
+    <w:p>
+      <w:r>
+        <w:rPr>
+          <w:rFonts w:ascii="Times New Roman" w:hAnsi="Times New Roman" w:eastAsia="宋体"/>
+          <w:sz w:val="18"/>
+        </w:rPr>
+        <w:t>链接:</w:t>
+      </w:r>
+      <w:hyperlink r:id="rId9">
+        <w:r>
+          <w:rPr>
+            <w:color w:val="0563C1"/>
+            <w:u w:val="single"/>
+          </w:rPr>
+          <w:t>Dbrand 为苹果 AirPods Pro 3 入耳式 TWS 耳机推出 Tank 保护壳</w:t>
+        </w:r>
+      </w:hyperlink>
+    </w:p>
+    <w:p>
+      <w:pPr>
+        <w:pStyle w:val="Heading3"/>
+      </w:pPr>
+      <w:r>
+        <w:rPr>
+          <w:rFonts w:ascii="Times New Roman" w:hAnsi="Times New Roman" w:eastAsia="黑体"/>
+          <w:b w:val="0"/>
+          <w:color w:val="888888"/>
+          <w:sz w:val="24"/>
+        </w:rPr>
+        <w:t>【C级·参考】</w:t>
+      </w:r>
+      <w:r>
+        <w:rPr>
+          <w:rFonts w:ascii="Times New Roman" w:hAnsi="Times New Roman" w:eastAsia="黑体"/>
+          <w:b w:val="0"/>
+          <w:color w:val="888888"/>
+          <w:sz w:val="24"/>
+        </w:rPr>
+        <w:t>工信部：加大大模型、智能体、Token 等服务采购力度</w:t>
+      </w:r>
+    </w:p>
+    <w:p>
+      <w:r>
+        <w:rPr>
+          <w:rFonts w:ascii="Times New Roman" w:hAnsi="Times New Roman" w:eastAsia="宋体"/>
+          <w:color w:val="888888"/>
+          <w:sz w:val="18"/>
+        </w:rPr>
+        <w:t>来源:IT之家 | 时间:08-31 16:05</w:t>
+      </w:r>
+    </w:p>
+    <w:p>
+      <w:r>
+        <w:rPr>
+          <w:rFonts w:ascii="Times New Roman" w:hAnsi="Times New Roman" w:eastAsia="宋体"/>
+          <w:sz w:val="18"/>
+        </w:rPr>
+        <w:t>链接:</w:t>
+      </w:r>
+      <w:hyperlink r:id="rId10">
+        <w:r>
+          <w:rPr>
+            <w:color w:val="0563C1"/>
+            <w:u w:val="single"/>
+          </w:rPr>
+          <w:t>工信部：加大大模型、智能体、Token 等服务采购力度</w:t>
+        </w:r>
+      </w:hyperlink>
+    </w:p>
+    <w:p>
+      <w:pPr>
+        <w:pStyle w:val="Heading3"/>
+      </w:pPr>
+      <w:r>
+        <w:rPr>
+          <w:rFonts w:ascii="Times New Roman" w:hAnsi="Times New Roman" w:eastAsia="黑体"/>
+          <w:b w:val="0"/>
+          <w:color w:val="888888"/>
+          <w:sz w:val="24"/>
+        </w:rPr>
+        <w:t>【C级·参考】</w:t>
+      </w:r>
+      <w:r>
+        <w:rPr>
+          <w:rFonts w:ascii="Times New Roman" w:hAnsi="Times New Roman" w:eastAsia="黑体"/>
+          <w:b w:val="0"/>
+          <w:color w:val="888888"/>
+          <w:sz w:val="24"/>
+        </w:rPr>
+        <w:t>行业首个家庭智能伴侣级 AIOS：海信电视 JUOS 发布，桌面随人变化、首创 AI 搜索片段</w:t>
+      </w:r>
+    </w:p>
+    <w:p>
+      <w:r>
+        <w:rPr>
+          <w:rFonts w:ascii="Times New Roman" w:hAnsi="Times New Roman" w:eastAsia="宋体"/>
+          <w:color w:val="888888"/>
+          <w:sz w:val="18"/>
+        </w:rPr>
+        <w:t>来源:IT之家 | 时间:08-31 15:20</w:t>
+      </w:r>
+    </w:p>
+    <w:p>
+      <w:r>
+        <w:rPr>
+          <w:rFonts w:ascii="Times New Roman" w:hAnsi="Times New Roman" w:eastAsia="宋体"/>
+          <w:sz w:val="18"/>
+        </w:rPr>
+        <w:t>链接:</w:t>
+      </w:r>
+      <w:hyperlink r:id="rId11">
+        <w:r>
+          <w:rPr>
+            <w:color w:val="0563C1"/>
+            <w:u w:val="single"/>
+          </w:rPr>
+          <w:t>行业首个家庭智能伴侣级 AIOS：海信电视 JUOS 发布，桌面随人变化、首创 AI 搜索片段</w:t>
+        </w:r>
+      </w:hyperlink>
+    </w:p>
+    <w:p>
+      <w:pPr>
+        <w:pStyle w:val="Heading3"/>
+      </w:pPr>
+      <w:r>
+        <w:rPr>
+          <w:rFonts w:ascii="Times New Roman" w:hAnsi="Times New Roman" w:eastAsia="黑体"/>
+          <w:b w:val="0"/>
+          <w:color w:val="888888"/>
+          <w:sz w:val="24"/>
+        </w:rPr>
+        <w:t>【C级·参考】</w:t>
+      </w:r>
+      <w:r>
+        <w:rPr>
+          <w:rFonts w:ascii="Times New Roman" w:hAnsi="Times New Roman" w:eastAsia="黑体"/>
+          <w:b w:val="0"/>
+          <w:color w:val="888888"/>
+          <w:sz w:val="24"/>
+        </w:rPr>
+        <w:t>马斯克提出新计划：靠 AI 卫星让地球在未来大约 10 亿年内保持宜居</w:t>
+      </w:r>
+    </w:p>
+    <w:p>
+      <w:r>
+        <w:rPr>
+          <w:rFonts w:ascii="Times New Roman" w:hAnsi="Times New Roman" w:eastAsia="宋体"/>
+          <w:color w:val="888888"/>
+          <w:sz w:val="18"/>
+        </w:rPr>
+        <w:t>来源:IT之家 | 时间:08-31 15:13</w:t>
+      </w:r>
+    </w:p>
+    <w:p>
+      <w:r>
+        <w:rPr>
+          <w:rFonts w:ascii="Times New Roman" w:hAnsi="Times New Roman" w:eastAsia="宋体"/>
+          <w:sz w:val="18"/>
+        </w:rPr>
+        <w:t>链接:</w:t>
+      </w:r>
+      <w:hyperlink r:id="rId12">
+        <w:r>
+          <w:rPr>
+            <w:color w:val="0563C1"/>
+            <w:u w:val="single"/>
+          </w:rPr>
+          <w:t>马斯克提出新计划：靠 AI 卫星让地球在未来大约 10 亿年内保持宜居</w:t>
+        </w:r>
+      </w:hyperlink>
+    </w:p>
+    <w:p>
+      <w:pPr>
+        <w:pStyle w:val="Heading3"/>
+      </w:pPr>
+      <w:r>
+        <w:rPr>
+          <w:rFonts w:ascii="Times New Roman" w:hAnsi="Times New Roman" w:eastAsia="黑体"/>
+          <w:b w:val="0"/>
+          <w:color w:val="888888"/>
+          <w:sz w:val="24"/>
+        </w:rPr>
+        <w:t>【C级·参考】</w:t>
+      </w:r>
+      <w:r>
+        <w:rPr>
+          <w:rFonts w:ascii="Times New Roman" w:hAnsi="Times New Roman" w:eastAsia="黑体"/>
+          <w:b w:val="0"/>
+          <w:color w:val="888888"/>
+          <w:sz w:val="24"/>
+        </w:rPr>
         <w:t>英国监管机构警示：医疗 AI 转录工具频繁出错，威胁患者安全</w:t>
       </w:r>
     </w:p>
@@ -91,7 +295,7 @@
         </w:rPr>
         <w:t>链接:</w:t>
       </w:r>
-      <w:hyperlink r:id="rId9">
+      <w:hyperlink r:id="rId13">
         <w:r>
           <w:rPr>
             <w:color w:val="0563C1"/>
@@ -142,7 +346,7 @@
         </w:rPr>
         <w:t>链接:</w:t>
       </w:r>
-      <w:hyperlink r:id="rId10">
+      <w:hyperlink r:id="rId14">
         <w:r>
           <w:rPr>
             <w:color w:val="0563C1"/>
@@ -193,7 +397,7 @@
         </w:rPr>
         <w:t>链接:</w:t>
       </w:r>
-      <w:hyperlink r:id="rId11">
+      <w:hyperlink r:id="rId15">
         <w:r>
           <w:rPr>
             <w:color w:val="0563C1"/>
@@ -223,7 +427,7 @@
           <w:color w:val="888888"/>
           <w:sz w:val="24"/>
         </w:rPr>
-        <w:t>LG 电子推出偶像女团 AI-DOL，实为推销自家洗烘一体机</w:t>
+        <w:t>P99 0 ms* autocomplete for 240M domain names</w:t>
       </w:r>
     </w:p>
     <w:p>
@@ -233,7 +437,7 @@
           <w:color w:val="888888"/>
           <w:sz w:val="18"/>
         </w:rPr>
-        <w:t>来源:IT之家 | 时间:08-31 11:40</w:t>
+        <w:t>来源:Hacker News | 时间:08-31 11:20</w:t>
       </w:r>
     </w:p>
     <w:p>
@@ -244,13 +448,13 @@
         </w:rPr>
         <w:t>链接:</w:t>
       </w:r>
-      <w:hyperlink r:id="rId12">
+      <w:hyperlink r:id="rId16">
         <w:r>
           <w:rPr>
             <w:color w:val="0563C1"/>
             <w:u w:val="single"/>
           </w:rPr>
-          <w:t>LG 电子推出偶像女团 AI-DOL，实为推销自家洗烘一体机</w:t>
+          <w:t>P99 0 ms* autocomplete for 240M domain names</w:t>
         </w:r>
       </w:hyperlink>
     </w:p>
@@ -295,13 +499,64 @@
         </w:rPr>
         <w:t>链接:</w:t>
       </w:r>
-      <w:hyperlink r:id="rId13">
+      <w:hyperlink r:id="rId17">
         <w:r>
           <w:rPr>
             <w:color w:val="0563C1"/>
             <w:u w:val="single"/>
           </w:rPr>
           <w:t>Haiku R1/beta6 has been released</w:t>
+        </w:r>
+      </w:hyperlink>
+    </w:p>
+    <w:p>
+      <w:pPr>
+        <w:pStyle w:val="Heading3"/>
+      </w:pPr>
+      <w:r>
+        <w:rPr>
+          <w:rFonts w:ascii="Times New Roman" w:hAnsi="Times New Roman" w:eastAsia="黑体"/>
+          <w:b w:val="0"/>
+          <w:color w:val="888888"/>
+          <w:sz w:val="24"/>
+        </w:rPr>
+        <w:t>【C级·参考】</w:t>
+      </w:r>
+      <w:r>
+        <w:rPr>
+          <w:rFonts w:ascii="Times New Roman" w:hAnsi="Times New Roman" w:eastAsia="黑体"/>
+          <w:b w:val="0"/>
+          <w:color w:val="888888"/>
+          <w:sz w:val="24"/>
+        </w:rPr>
+        <w:t>Longest Straight Line Paths on Water or Land on the Earth (2018)</w:t>
+      </w:r>
+    </w:p>
+    <w:p>
+      <w:r>
+        <w:rPr>
+          <w:rFonts w:ascii="Times New Roman" w:hAnsi="Times New Roman" w:eastAsia="宋体"/>
+          <w:color w:val="888888"/>
+          <w:sz w:val="18"/>
+        </w:rPr>
+        <w:t>来源:Hacker News | 时间:08-30 16:23</w:t>
+      </w:r>
+    </w:p>
+    <w:p>
+      <w:r>
+        <w:rPr>
+          <w:rFonts w:ascii="Times New Roman" w:hAnsi="Times New Roman" w:eastAsia="宋体"/>
+          <w:sz w:val="18"/>
+        </w:rPr>
+        <w:t>链接:</w:t>
+      </w:r>
+      <w:hyperlink r:id="rId18">
+        <w:r>
+          <w:rPr>
+            <w:color w:val="0563C1"/>
+            <w:u w:val="single"/>
+          </w:rPr>
+          <w:t>Longest Straight Line Paths on Water or Land on the Earth (2018)</w:t>
         </w:r>
       </w:hyperlink>
     </w:p>
@@ -346,7 +601,7 @@
         </w:rPr>
         <w:t>链接:</w:t>
       </w:r>
-      <w:hyperlink r:id="rId14">
+      <w:hyperlink r:id="rId19">
         <w:r>
           <w:rPr>
             <w:color w:val="0563C1"/>
@@ -397,64 +652,13 @@
         </w:rPr>
         <w:t>链接:</w:t>
       </w:r>
-      <w:hyperlink r:id="rId15">
+      <w:hyperlink r:id="rId20">
         <w:r>
           <w:rPr>
             <w:color w:val="0563C1"/>
             <w:u w:val="single"/>
           </w:rPr>
           <w:t>苹果首款AI眼镜定档2027：无屏设计、主打Siri视觉交互</w:t>
-        </w:r>
-      </w:hyperlink>
-    </w:p>
-    <w:p>
-      <w:pPr>
-        <w:pStyle w:val="Heading3"/>
-      </w:pPr>
-      <w:r>
-        <w:rPr>
-          <w:rFonts w:ascii="Times New Roman" w:hAnsi="Times New Roman" w:eastAsia="黑体"/>
-          <w:b w:val="0"/>
-          <w:color w:val="888888"/>
-          <w:sz w:val="24"/>
-        </w:rPr>
-        <w:t>【C级·参考】</w:t>
-      </w:r>
-      <w:r>
-        <w:rPr>
-          <w:rFonts w:ascii="Times New Roman" w:hAnsi="Times New Roman" w:eastAsia="黑体"/>
-          <w:b w:val="0"/>
-          <w:color w:val="888888"/>
-          <w:sz w:val="24"/>
-        </w:rPr>
-        <w:t>苹果首款 AI 眼镜有望 2027 年亮相：首代无显示屏，瞄准语音与视觉识别</w:t>
-      </w:r>
-    </w:p>
-    <w:p>
-      <w:r>
-        <w:rPr>
-          <w:rFonts w:ascii="Times New Roman" w:hAnsi="Times New Roman" w:eastAsia="宋体"/>
-          <w:color w:val="888888"/>
-          <w:sz w:val="18"/>
-        </w:rPr>
-        <w:t>来源:Bing新闻 | 时间:08-30 07:44</w:t>
-      </w:r>
-    </w:p>
-    <w:p>
-      <w:r>
-        <w:rPr>
-          <w:rFonts w:ascii="Times New Roman" w:hAnsi="Times New Roman" w:eastAsia="宋体"/>
-          <w:sz w:val="18"/>
-        </w:rPr>
-        <w:t>链接:</w:t>
-      </w:r>
-      <w:hyperlink r:id="rId16">
-        <w:r>
-          <w:rPr>
-            <w:color w:val="0563C1"/>
-            <w:u w:val="single"/>
-          </w:rPr>
-          <w:t>苹果首款 AI 眼镜有望 2027 年亮相：首代无显示屏，瞄准语音与视觉识别</w:t>
         </w:r>
       </w:hyperlink>
     </w:p>
@@ -488,7 +692,7 @@
           <w:color w:val="888888"/>
           <w:sz w:val="18"/>
         </w:rPr>
-        <w:t>来源:Bing新闻 | 时间:08-30 05:48</w:t>
+        <w:t>来源:Bing新闻 | 时间:08-30 01:00</w:t>
       </w:r>
     </w:p>
     <w:p>
@@ -499,7 +703,7 @@
         </w:rPr>
         <w:t>链接:</w:t>
       </w:r>
-      <w:hyperlink r:id="rId17">
+      <w:hyperlink r:id="rId21">
         <w:r>
           <w:rPr>
             <w:color w:val="0563C1"/>
@@ -549,6 +753,108 @@
           <w:color w:val="888888"/>
           <w:sz w:val="24"/>
         </w:rPr>
+        <w:t>【C级·参考】</w:t>
+      </w:r>
+      <w:r>
+        <w:rPr>
+          <w:rFonts w:ascii="Times New Roman" w:hAnsi="Times New Roman" w:eastAsia="黑体"/>
+          <w:b w:val="0"/>
+          <w:color w:val="888888"/>
+          <w:sz w:val="24"/>
+        </w:rPr>
+        <w:t>鸿蒙智行智界 RX 轿跑 SUV 官宣开展 L3 级自动驾驶准入测试</w:t>
+      </w:r>
+    </w:p>
+    <w:p>
+      <w:r>
+        <w:rPr>
+          <w:rFonts w:ascii="Times New Roman" w:hAnsi="Times New Roman" w:eastAsia="宋体"/>
+          <w:color w:val="888888"/>
+          <w:sz w:val="18"/>
+        </w:rPr>
+        <w:t>来源:IT之家 | 时间:08-31 16:05</w:t>
+      </w:r>
+    </w:p>
+    <w:p>
+      <w:r>
+        <w:rPr>
+          <w:rFonts w:ascii="Times New Roman" w:hAnsi="Times New Roman" w:eastAsia="宋体"/>
+          <w:sz w:val="18"/>
+        </w:rPr>
+        <w:t>链接:</w:t>
+      </w:r>
+      <w:hyperlink r:id="rId22">
+        <w:r>
+          <w:rPr>
+            <w:color w:val="0563C1"/>
+            <w:u w:val="single"/>
+          </w:rPr>
+          <w:t>鸿蒙智行智界 RX 轿跑 SUV 官宣开展 L3 级自动驾驶准入测试</w:t>
+        </w:r>
+      </w:hyperlink>
+    </w:p>
+    <w:p>
+      <w:pPr>
+        <w:pStyle w:val="Heading3"/>
+      </w:pPr>
+      <w:r>
+        <w:rPr>
+          <w:rFonts w:ascii="Times New Roman" w:hAnsi="Times New Roman" w:eastAsia="黑体"/>
+          <w:b w:val="0"/>
+          <w:color w:val="888888"/>
+          <w:sz w:val="24"/>
+        </w:rPr>
+        <w:t>【C级·参考】</w:t>
+      </w:r>
+      <w:r>
+        <w:rPr>
+          <w:rFonts w:ascii="Times New Roman" w:hAnsi="Times New Roman" w:eastAsia="黑体"/>
+          <w:b w:val="0"/>
+          <w:color w:val="888888"/>
+          <w:sz w:val="24"/>
+        </w:rPr>
+        <w:t>我国 L3 / L4 自动驾驶强制国标正式文件发布，2027 年 7 月 1 日实施</w:t>
+      </w:r>
+    </w:p>
+    <w:p>
+      <w:r>
+        <w:rPr>
+          <w:rFonts w:ascii="Times New Roman" w:hAnsi="Times New Roman" w:eastAsia="宋体"/>
+          <w:color w:val="888888"/>
+          <w:sz w:val="18"/>
+        </w:rPr>
+        <w:t>来源:IT之家 | 时间:08-31 15:50</w:t>
+      </w:r>
+    </w:p>
+    <w:p>
+      <w:r>
+        <w:rPr>
+          <w:rFonts w:ascii="Times New Roman" w:hAnsi="Times New Roman" w:eastAsia="宋体"/>
+          <w:sz w:val="18"/>
+        </w:rPr>
+        <w:t>链接:</w:t>
+      </w:r>
+      <w:hyperlink r:id="rId23">
+        <w:r>
+          <w:rPr>
+            <w:color w:val="0563C1"/>
+            <w:u w:val="single"/>
+          </w:rPr>
+          <w:t>我国 L3 / L4 自动驾驶强制国标正式文件发布，2027 年 7 月 1 日实施</w:t>
+        </w:r>
+      </w:hyperlink>
+    </w:p>
+    <w:p>
+      <w:pPr>
+        <w:pStyle w:val="Heading3"/>
+      </w:pPr>
+      <w:r>
+        <w:rPr>
+          <w:rFonts w:ascii="Times New Roman" w:hAnsi="Times New Roman" w:eastAsia="黑体"/>
+          <w:b w:val="0"/>
+          <w:color w:val="888888"/>
+          <w:sz w:val="24"/>
+        </w:rPr>
         <w:t>【C级·参考|本地】</w:t>
       </w:r>
       <w:r>
@@ -579,7 +885,7 @@
         </w:rPr>
         <w:t>链接:</w:t>
       </w:r>
-      <w:hyperlink r:id="rId18">
+      <w:hyperlink r:id="rId24">
         <w:r>
           <w:rPr>
             <w:color w:val="0563C1"/>
@@ -630,64 +936,13 @@
         </w:rPr>
         <w:t>链接:</w:t>
       </w:r>
-      <w:hyperlink r:id="rId19">
+      <w:hyperlink r:id="rId25">
         <w:r>
           <w:rPr>
             <w:color w:val="0563C1"/>
             <w:u w:val="single"/>
           </w:rPr>
           <w:t>启境 GT7 官宣满足国家 L3 级自动驾驶架构的设计标准，并完成 L3 准入测试与申报</w:t>
-        </w:r>
-      </w:hyperlink>
-    </w:p>
-    <w:p>
-      <w:pPr>
-        <w:pStyle w:val="Heading3"/>
-      </w:pPr>
-      <w:r>
-        <w:rPr>
-          <w:rFonts w:ascii="Times New Roman" w:hAnsi="Times New Roman" w:eastAsia="黑体"/>
-          <w:b w:val="0"/>
-          <w:color w:val="888888"/>
-          <w:sz w:val="24"/>
-        </w:rPr>
-        <w:t>【C级·参考】</w:t>
-      </w:r>
-      <w:r>
-        <w:rPr>
-          <w:rFonts w:ascii="Times New Roman" w:hAnsi="Times New Roman" w:eastAsia="黑体"/>
-          <w:b w:val="0"/>
-          <w:color w:val="888888"/>
-          <w:sz w:val="24"/>
-        </w:rPr>
-        <w:t>启境 GX7 阔五座 SUV 官宣全系搭载华为乾崑智驾 ADS 5</w:t>
-      </w:r>
-    </w:p>
-    <w:p>
-      <w:r>
-        <w:rPr>
-          <w:rFonts w:ascii="Times New Roman" w:hAnsi="Times New Roman" w:eastAsia="宋体"/>
-          <w:color w:val="888888"/>
-          <w:sz w:val="18"/>
-        </w:rPr>
-        <w:t>来源:IT之家 | 时间:08-31 11:09</w:t>
-      </w:r>
-    </w:p>
-    <w:p>
-      <w:r>
-        <w:rPr>
-          <w:rFonts w:ascii="Times New Roman" w:hAnsi="Times New Roman" w:eastAsia="宋体"/>
-          <w:sz w:val="18"/>
-        </w:rPr>
-        <w:t>链接:</w:t>
-      </w:r>
-      <w:hyperlink r:id="rId20">
-        <w:r>
-          <w:rPr>
-            <w:color w:val="0563C1"/>
-            <w:u w:val="single"/>
-          </w:rPr>
-          <w:t>启境 GX7 阔五座 SUV 官宣全系搭载华为乾崑智驾 ADS 5</w:t>
         </w:r>
       </w:hyperlink>
     </w:p>
@@ -744,64 +999,13 @@
         </w:rPr>
         <w:t>链接:</w:t>
       </w:r>
-      <w:hyperlink r:id="rId21">
+      <w:hyperlink r:id="rId26">
         <w:r>
           <w:rPr>
             <w:color w:val="0563C1"/>
             <w:u w:val="single"/>
           </w:rPr>
           <w:t>雅迪 10.2 亿元收购“外卖神车”制造商金箭</w:t>
-        </w:r>
-      </w:hyperlink>
-    </w:p>
-    <w:p>
-      <w:pPr>
-        <w:pStyle w:val="Heading3"/>
-      </w:pPr>
-      <w:r>
-        <w:rPr>
-          <w:rFonts w:ascii="Times New Roman" w:hAnsi="Times New Roman" w:eastAsia="黑体"/>
-          <w:b w:val="0"/>
-          <w:color w:val="888888"/>
-          <w:sz w:val="24"/>
-        </w:rPr>
-        <w:t>【C级·参考】</w:t>
-      </w:r>
-      <w:r>
-        <w:rPr>
-          <w:rFonts w:ascii="Times New Roman" w:hAnsi="Times New Roman" w:eastAsia="黑体"/>
-          <w:b w:val="0"/>
-          <w:color w:val="888888"/>
-          <w:sz w:val="24"/>
-        </w:rPr>
-        <w:t>公安部网安局：郑某编造传播“外卖员向配送饮料里加百草枯”网络谣言被行政处罚</w:t>
-      </w:r>
-    </w:p>
-    <w:p>
-      <w:r>
-        <w:rPr>
-          <w:rFonts w:ascii="Times New Roman" w:hAnsi="Times New Roman" w:eastAsia="宋体"/>
-          <w:color w:val="888888"/>
-          <w:sz w:val="18"/>
-        </w:rPr>
-        <w:t>来源:IT之家 | 时间:08-31 11:00</w:t>
-      </w:r>
-    </w:p>
-    <w:p>
-      <w:r>
-        <w:rPr>
-          <w:rFonts w:ascii="Times New Roman" w:hAnsi="Times New Roman" w:eastAsia="宋体"/>
-          <w:sz w:val="18"/>
-        </w:rPr>
-        <w:t>链接:</w:t>
-      </w:r>
-      <w:hyperlink r:id="rId22">
-        <w:r>
-          <w:rPr>
-            <w:color w:val="0563C1"/>
-            <w:u w:val="single"/>
-          </w:rPr>
-          <w:t>公安部网安局：郑某编造传播“外卖员向配送饮料里加百草枯”网络谣言被行政处罚</w:t>
         </w:r>
       </w:hyperlink>
     </w:p>
@@ -846,7 +1050,7 @@
         </w:rPr>
         <w:t>链接:</w:t>
       </w:r>
-      <w:hyperlink r:id="rId23">
+      <w:hyperlink r:id="rId27">
         <w:r>
           <w:rPr>
             <w:color w:val="0563C1"/>
@@ -909,7 +1113,7 @@
         </w:rPr>
         <w:t>链接:</w:t>
       </w:r>
-      <w:hyperlink r:id="rId24">
+      <w:hyperlink r:id="rId28">
         <w:r>
           <w:rPr>
             <w:color w:val="0563C1"/>
@@ -960,7 +1164,7 @@
         </w:rPr>
         <w:t>链接:</w:t>
       </w:r>
-      <w:hyperlink r:id="rId25">
+      <w:hyperlink r:id="rId29">
         <w:r>
           <w:rPr>
             <w:color w:val="0563C1"/>
@@ -1011,7 +1215,7 @@
         </w:rPr>
         <w:t>链接:</w:t>
       </w:r>
-      <w:hyperlink r:id="rId26">
+      <w:hyperlink r:id="rId30">
         <w:r>
           <w:rPr>
             <w:color w:val="0563C1"/>
@@ -1062,7 +1266,7 @@
         </w:rPr>
         <w:t>链接:</w:t>
       </w:r>
-      <w:hyperlink r:id="rId27">
+      <w:hyperlink r:id="rId31">
         <w:r>
           <w:rPr>
             <w:color w:val="0563C1"/>
@@ -1113,7 +1317,7 @@
         </w:rPr>
         <w:t>链接:</w:t>
       </w:r>
-      <w:hyperlink r:id="rId28">
+      <w:hyperlink r:id="rId32">
         <w:r>
           <w:rPr>
             <w:color w:val="0563C1"/>
@@ -1164,7 +1368,7 @@
         </w:rPr>
         <w:t>链接:</w:t>
       </w:r>
-      <w:hyperlink r:id="rId29">
+      <w:hyperlink r:id="rId33">
         <w:r>
           <w:rPr>
             <w:color w:val="0563C1"/>
@@ -1215,7 +1419,7 @@
         </w:rPr>
         <w:t>链接:</w:t>
       </w:r>
-      <w:hyperlink r:id="rId30">
+      <w:hyperlink r:id="rId34">
         <w:r>
           <w:rPr>
             <w:color w:val="0563C1"/>
@@ -1238,55 +1442,9 @@
       </w:r>
     </w:p>
     <w:p>
-      <w:pPr>
-        <w:pStyle w:val="Heading3"/>
-      </w:pPr>
       <w:r>
-        <w:rPr>
-          <w:rFonts w:ascii="Times New Roman" w:hAnsi="Times New Roman" w:eastAsia="黑体"/>
-          <w:b w:val="0"/>
-          <w:color w:val="888888"/>
-          <w:sz w:val="24"/>
-        </w:rPr>
-        <w:t>【C级·参考】</w:t>
+        <w:t>本线口暂无重要更新</w:t>
       </w:r>
-      <w:r>
-        <w:rPr>
-          <w:rFonts w:ascii="Times New Roman" w:hAnsi="Times New Roman" w:eastAsia="黑体"/>
-          <w:b w:val="0"/>
-          <w:color w:val="888888"/>
-          <w:sz w:val="24"/>
-        </w:rPr>
-        <w:t>小米米家智能燃气热水器 Pro 新品开售：热效率 107%，国补价 2974.15 元</w:t>
-      </w:r>
-    </w:p>
-    <w:p>
-      <w:r>
-        <w:rPr>
-          <w:rFonts w:ascii="Times New Roman" w:hAnsi="Times New Roman" w:eastAsia="宋体"/>
-          <w:color w:val="888888"/>
-          <w:sz w:val="18"/>
-        </w:rPr>
-        <w:t>来源:IT之家 | 时间:08-31 10:52</w:t>
-      </w:r>
-    </w:p>
-    <w:p>
-      <w:r>
-        <w:rPr>
-          <w:rFonts w:ascii="Times New Roman" w:hAnsi="Times New Roman" w:eastAsia="宋体"/>
-          <w:sz w:val="18"/>
-        </w:rPr>
-        <w:t>链接:</w:t>
-      </w:r>
-      <w:hyperlink r:id="rId31">
-        <w:r>
-          <w:rPr>
-            <w:color w:val="0563C1"/>
-            <w:u w:val="single"/>
-          </w:rPr>
-          <w:t>小米米家智能燃气热水器 Pro 新品开售：热效率 107%，国补价 2974.15 元</w:t>
-        </w:r>
-      </w:hyperlink>
     </w:p>
     <w:p>
       <w:pPr>
@@ -1314,7 +1472,7 @@
           <w:rFonts w:ascii="Times New Roman" w:hAnsi="Times New Roman" w:eastAsia="宋体"/>
           <w:sz w:val="18"/>
         </w:rPr>
-        <w:t>IT之家(60)、GameLook(13)、HackerNews(4)、Bing新闻(4)</w:t>
+        <w:t>IT之家(60)、GameLook(13)、HackerNews(6)、Bing新闻(3)</w:t>
       </w:r>
     </w:p>
     <w:p>
